--- a/TCA Outreach Bot Documentation.docx
+++ b/TCA Outreach Bot Documentation.docx
@@ -149,15 +149,7 @@
         <w:t>Important:</w:t>
       </w:r>
       <w:r>
-        <w:t xml:space="preserve"> On the first screen, check the box that </w:t>
-      </w:r>
-      <w:proofErr w:type="gramStart"/>
-      <w:r>
-        <w:t>says</w:t>
-      </w:r>
-      <w:proofErr w:type="gramEnd"/>
-      <w:r>
-        <w:t xml:space="preserve"> </w:t>
+        <w:t xml:space="preserve"> On the first screen, check the box that says </w:t>
       </w:r>
       <w:r>
         <w:rPr>
@@ -185,15 +177,7 @@
         <w:t>Install Now</w:t>
       </w:r>
       <w:r>
-        <w:t xml:space="preserve"> and wait for the installation to </w:t>
-      </w:r>
-      <w:proofErr w:type="gramStart"/>
-      <w:r>
-        <w:t>finish</w:t>
-      </w:r>
-      <w:proofErr w:type="gramEnd"/>
-      <w:r>
-        <w:t>.</w:t>
+        <w:t xml:space="preserve"> and wait for the installation to finish.</w:t>
       </w:r>
     </w:p>
     <w:p>
@@ -231,7 +215,7 @@
     <w:p>
       <w:r>
         <w:pict w14:anchorId="4934827F">
-          <v:rect id="_x0000_i1043" style="width:0;height:1.5pt" o:hralign="center" o:hrstd="t" o:hr="t" fillcolor="#a0a0a0" stroked="f"/>
+          <v:rect id="_x0000_i1025" style="width:0;height:1.5pt" o:hralign="center" o:hrstd="t" o:hr="t" fillcolor="#a0a0a0" stroked="f"/>
         </w:pict>
       </w:r>
     </w:p>
@@ -289,15 +273,7 @@
         <w:t>Extensions</w:t>
       </w:r>
       <w:r>
-        <w:t xml:space="preserve"> tab (square icon on the left or press </w:t>
-      </w:r>
-      <w:proofErr w:type="spellStart"/>
-      <w:r>
-        <w:t>Ctrl+Shift+X</w:t>
-      </w:r>
-      <w:proofErr w:type="spellEnd"/>
-      <w:r>
-        <w:t>).</w:t>
+        <w:t xml:space="preserve"> tab (square icon on the left or press Ctrl+Shift+X).</w:t>
       </w:r>
     </w:p>
     <w:p>
@@ -376,13 +352,8 @@
       <w:r>
         <w:t xml:space="preserve"> </w:t>
       </w:r>
-      <w:proofErr w:type="gramStart"/>
-      <w:r>
-        <w:t>print(</w:t>
-      </w:r>
-      <w:proofErr w:type="gramEnd"/>
-      <w:r>
-        <w:t>"Hello, world!")</w:t>
+      <w:r>
+        <w:t>print("Hello, world!")</w:t>
       </w:r>
     </w:p>
     <w:p>
@@ -409,7 +380,7 @@
     <w:p>
       <w:r>
         <w:pict w14:anchorId="7E7F25A3">
-          <v:rect id="_x0000_i1044" style="width:0;height:1.5pt" o:hralign="center" o:hrstd="t" o:hr="t" fillcolor="#a0a0a0" stroked="f"/>
+          <v:rect id="_x0000_i1026" style="width:0;height:1.5pt" o:hralign="center" o:hrstd="t" o:hr="t" fillcolor="#a0a0a0" stroked="f"/>
         </w:pict>
       </w:r>
     </w:p>
@@ -479,15 +450,7 @@
         <w:t xml:space="preserve"> </w:t>
       </w:r>
       <w:r>
-        <w:t>/bin/bash -c "$(curl -</w:t>
-      </w:r>
-      <w:proofErr w:type="spellStart"/>
-      <w:r>
-        <w:t>fsSL</w:t>
-      </w:r>
-      <w:proofErr w:type="spellEnd"/>
-      <w:r>
-        <w:t xml:space="preserve"> https://raw.githubusercontent.com/Homebrew/install/HEAD/install.sh)"</w:t>
+        <w:t>/bin/bash -c "$(curl -fsSL https://raw.githubusercontent.com/Homebrew/install/HEAD/install.sh)"</w:t>
       </w:r>
     </w:p>
     <w:p>
@@ -527,7 +490,7 @@
     <w:p>
       <w:r>
         <w:pict w14:anchorId="6ED3E6CE">
-          <v:rect id="_x0000_i1045" style="width:0;height:1.5pt" o:hralign="center" o:hrstd="t" o:hr="t" fillcolor="#a0a0a0" stroked="f"/>
+          <v:rect id="_x0000_i1027" style="width:0;height:1.5pt" o:hralign="center" o:hrstd="t" o:hr="t" fillcolor="#a0a0a0" stroked="f"/>
         </w:pict>
       </w:r>
     </w:p>
@@ -585,15 +548,7 @@
         <w:t>Extensions</w:t>
       </w:r>
       <w:r>
-        <w:t xml:space="preserve"> tab (square icon on the left or press </w:t>
-      </w:r>
-      <w:proofErr w:type="spellStart"/>
-      <w:r>
-        <w:t>Cmd+Shift+X</w:t>
-      </w:r>
-      <w:proofErr w:type="spellEnd"/>
-      <w:r>
-        <w:t>).</w:t>
+        <w:t xml:space="preserve"> tab (square icon on the left or press Cmd+Shift+X).</w:t>
       </w:r>
     </w:p>
     <w:p>
@@ -672,13 +627,8 @@
       <w:r>
         <w:t xml:space="preserve"> </w:t>
       </w:r>
-      <w:proofErr w:type="gramStart"/>
-      <w:r>
-        <w:t>print(</w:t>
-      </w:r>
-      <w:proofErr w:type="gramEnd"/>
-      <w:r>
-        <w:t>"Hello, world!")</w:t>
+      <w:r>
+        <w:t>print("Hello, world!")</w:t>
       </w:r>
     </w:p>
     <w:p>
@@ -742,15 +692,7 @@
         </w:r>
       </w:hyperlink>
       <w:r>
-        <w:t xml:space="preserve">. To clone the repository, hit the green code button and copy </w:t>
-      </w:r>
-      <w:proofErr w:type="gramStart"/>
-      <w:r>
-        <w:t>the .git</w:t>
-      </w:r>
-      <w:proofErr w:type="gramEnd"/>
-      <w:r>
-        <w:t xml:space="preserve"> URL</w:t>
+        <w:t>. To clone the repository, hit the green code button and copy the .git URL</w:t>
       </w:r>
     </w:p>
     <w:p>
@@ -762,15 +704,7 @@
         </w:numPr>
       </w:pPr>
       <w:r>
-        <w:t xml:space="preserve">Then, </w:t>
-      </w:r>
-      <w:proofErr w:type="gramStart"/>
-      <w:r>
-        <w:t>open up</w:t>
-      </w:r>
-      <w:proofErr w:type="gramEnd"/>
-      <w:r>
-        <w:t xml:space="preserve"> a terminal and type in “git clone [URL]”, making sure to paste in the Git URL instead of URL</w:t>
+        <w:t>Then, open up a terminal and type in “git clone [URL]”, making sure to paste in the Git URL instead of URL</w:t>
       </w:r>
     </w:p>
     <w:p>
@@ -782,13 +716,8 @@
         </w:numPr>
       </w:pPr>
       <w:r>
-        <w:t xml:space="preserve">Then, open the project in </w:t>
-      </w:r>
-      <w:proofErr w:type="spellStart"/>
-      <w:r>
-        <w:t>VSCode</w:t>
-      </w:r>
-      <w:proofErr w:type="spellEnd"/>
+        <w:t>Then, open the project in VSCode</w:t>
+      </w:r>
     </w:p>
     <w:p>
       <w:pPr>
@@ -807,7 +736,6 @@
           <w:szCs w:val="32"/>
         </w:rPr>
       </w:pPr>
-      <w:proofErr w:type="gramStart"/>
       <w:r>
         <w:rPr>
           <w:b/>
@@ -815,49 +743,58 @@
           <w:sz w:val="32"/>
           <w:szCs w:val="32"/>
         </w:rPr>
-        <w:t>Installing</w:t>
-      </w:r>
-      <w:proofErr w:type="gramEnd"/>
-      <w:r>
+        <w:t>Installing Requirements:</w:t>
+      </w:r>
+    </w:p>
+    <w:p>
+      <w:pPr>
+        <w:pStyle w:val="ListParagraph"/>
+        <w:numPr>
+          <w:ilvl w:val="0"/>
+          <w:numId w:val="6"/>
+        </w:numPr>
+      </w:pPr>
+      <w:r>
+        <w:t>Cd into your project directory and type in</w:t>
+      </w:r>
+      <w:r>
+        <w:t xml:space="preserve"> python3 -m pip install -r requirements.txt</w:t>
+      </w:r>
+      <w:r>
+        <w:t xml:space="preserve"> in a terminal</w:t>
+      </w:r>
+    </w:p>
+    <w:p>
+      <w:pPr>
+        <w:pStyle w:val="ListParagraph"/>
+        <w:numPr>
+          <w:ilvl w:val="0"/>
+          <w:numId w:val="6"/>
+        </w:numPr>
+      </w:pPr>
+      <w:r>
+        <w:t xml:space="preserve">Next, take the .env file Akshai is putting in the outreach channel in slack, download it, and put it in inside the directory of your git repo alongside your other files </w:t>
+      </w:r>
+    </w:p>
+    <w:p>
+      <w:pPr>
         <w:rPr>
           <w:b/>
           <w:bCs/>
           <w:sz w:val="32"/>
           <w:szCs w:val="32"/>
         </w:rPr>
-        <w:t xml:space="preserve"> Requirements:</w:t>
-      </w:r>
-    </w:p>
-    <w:p>
-      <w:pPr>
-        <w:pStyle w:val="ListParagraph"/>
-        <w:numPr>
-          <w:ilvl w:val="0"/>
-          <w:numId w:val="6"/>
-        </w:numPr>
-      </w:pPr>
-      <w:r>
-        <w:t>Cd into your project directory and type in</w:t>
-      </w:r>
-      <w:r>
-        <w:t xml:space="preserve"> </w:t>
-      </w:r>
-      <w:r>
-        <w:t>python3 -m pip install -r requirements.txt</w:t>
-      </w:r>
-      <w:r>
-        <w:t xml:space="preserve"> in a terminal</w:t>
-      </w:r>
-    </w:p>
-    <w:p>
-      <w:pPr>
+      </w:pPr>
+      <w:r>
         <w:rPr>
           <w:b/>
           <w:bCs/>
           <w:sz w:val="32"/>
           <w:szCs w:val="32"/>
         </w:rPr>
-      </w:pPr>
+        <w:lastRenderedPageBreak/>
+        <w:t>Running the Bot</w:t>
+      </w:r>
       <w:r>
         <w:rPr>
           <w:b/>
@@ -865,15 +802,6 @@
           <w:sz w:val="32"/>
           <w:szCs w:val="32"/>
         </w:rPr>
-        <w:t>Running the Bot</w:t>
-      </w:r>
-      <w:r>
-        <w:rPr>
-          <w:b/>
-          <w:bCs/>
-          <w:sz w:val="32"/>
-          <w:szCs w:val="32"/>
-        </w:rPr>
         <w:t>:</w:t>
       </w:r>
     </w:p>
@@ -886,24 +814,7 @@
         </w:numPr>
       </w:pPr>
       <w:r>
-        <w:lastRenderedPageBreak/>
-        <w:t xml:space="preserve">Once the project is open in </w:t>
-      </w:r>
-      <w:proofErr w:type="spellStart"/>
-      <w:r>
-        <w:t>VSCode</w:t>
-      </w:r>
-      <w:proofErr w:type="spellEnd"/>
-      <w:r>
-        <w:t xml:space="preserve"> and you’ve installed the requirements, just </w:t>
-      </w:r>
-      <w:proofErr w:type="gramStart"/>
-      <w:r>
-        <w:t>open up</w:t>
-      </w:r>
-      <w:proofErr w:type="gramEnd"/>
-      <w:r>
-        <w:t xml:space="preserve"> the company_viewer.py file and hit run</w:t>
+        <w:t>Once the project is open in VSCode and you’ve installed the requirements, just open up the company_viewer.py file and hit run</w:t>
       </w:r>
     </w:p>
     <w:p>
@@ -915,15 +826,7 @@
         </w:numPr>
       </w:pPr>
       <w:r>
-        <w:t xml:space="preserve">In a few seconds, a new window will </w:t>
-      </w:r>
-      <w:proofErr w:type="gramStart"/>
-      <w:r>
-        <w:t>open up</w:t>
-      </w:r>
-      <w:proofErr w:type="gramEnd"/>
-      <w:r>
-        <w:t xml:space="preserve"> with a tracker</w:t>
+        <w:t>In a few seconds, a new window will open up with a tracker</w:t>
       </w:r>
     </w:p>
     <w:p>
@@ -935,15 +838,7 @@
         </w:numPr>
       </w:pPr>
       <w:r>
-        <w:t xml:space="preserve">The tracker will have a column for company name and </w:t>
-      </w:r>
-      <w:proofErr w:type="gramStart"/>
-      <w:r>
-        <w:t>email</w:t>
-      </w:r>
-      <w:proofErr w:type="gramEnd"/>
-      <w:r>
-        <w:t xml:space="preserve"> which are the most important fields. To use the tracker:</w:t>
+        <w:t>The tracker will have a column for company name and email which are the most important fields. To use the tracker:</w:t>
       </w:r>
     </w:p>
     <w:p>
@@ -2601,6 +2496,7 @@
   <w:style w:type="character" w:default="1" w:styleId="DefaultParagraphFont">
     <w:name w:val="Default Paragraph Font"/>
     <w:uiPriority w:val="1"/>
+    <w:semiHidden/>
     <w:unhideWhenUsed/>
   </w:style>
   <w:style w:type="table" w:default="1" w:styleId="TableNormal">

--- a/TCA Outreach Bot Documentation.docx
+++ b/TCA Outreach Bot Documentation.docx
@@ -273,7 +273,15 @@
         <w:t>Extensions</w:t>
       </w:r>
       <w:r>
-        <w:t xml:space="preserve"> tab (square icon on the left or press Ctrl+Shift+X).</w:t>
+        <w:t xml:space="preserve"> tab (square icon on the left or press </w:t>
+      </w:r>
+      <w:proofErr w:type="spellStart"/>
+      <w:r>
+        <w:t>Ctrl+Shift+X</w:t>
+      </w:r>
+      <w:proofErr w:type="spellEnd"/>
+      <w:r>
+        <w:t>).</w:t>
       </w:r>
     </w:p>
     <w:p>
@@ -450,7 +458,15 @@
         <w:t xml:space="preserve"> </w:t>
       </w:r>
       <w:r>
-        <w:t>/bin/bash -c "$(curl -fsSL https://raw.githubusercontent.com/Homebrew/install/HEAD/install.sh)"</w:t>
+        <w:t>/bin/bash -c "$(curl -</w:t>
+      </w:r>
+      <w:proofErr w:type="spellStart"/>
+      <w:r>
+        <w:t>fsSL</w:t>
+      </w:r>
+      <w:proofErr w:type="spellEnd"/>
+      <w:r>
+        <w:t xml:space="preserve"> https://raw.githubusercontent.com/Homebrew/install/HEAD/install.sh)"</w:t>
       </w:r>
     </w:p>
     <w:p>
@@ -548,7 +564,15 @@
         <w:t>Extensions</w:t>
       </w:r>
       <w:r>
-        <w:t xml:space="preserve"> tab (square icon on the left or press Cmd+Shift+X).</w:t>
+        <w:t xml:space="preserve"> tab (square icon on the left or press </w:t>
+      </w:r>
+      <w:proofErr w:type="spellStart"/>
+      <w:r>
+        <w:t>Cmd+Shift+X</w:t>
+      </w:r>
+      <w:proofErr w:type="spellEnd"/>
+      <w:r>
+        <w:t>).</w:t>
       </w:r>
     </w:p>
     <w:p>
@@ -716,8 +740,13 @@
         </w:numPr>
       </w:pPr>
       <w:r>
-        <w:t>Then, open the project in VSCode</w:t>
-      </w:r>
+        <w:t xml:space="preserve">Then, open the project in </w:t>
+      </w:r>
+      <w:proofErr w:type="spellStart"/>
+      <w:r>
+        <w:t>VSCode</w:t>
+      </w:r>
+      <w:proofErr w:type="spellEnd"/>
     </w:p>
     <w:p>
       <w:pPr>
@@ -773,7 +802,15 @@
         </w:numPr>
       </w:pPr>
       <w:r>
-        <w:t xml:space="preserve">Next, take the .env file Akshai is putting in the outreach channel in slack, download it, and put it in inside the directory of your git repo alongside your other files </w:t>
+        <w:t xml:space="preserve">Next, take the .env file Akshai is putting in the outreach channel in slack, download it, and put it in inside the directory of your </w:t>
+      </w:r>
+      <w:proofErr w:type="spellStart"/>
+      <w:r>
+        <w:t>git</w:t>
+      </w:r>
+      <w:proofErr w:type="spellEnd"/>
+      <w:r>
+        <w:t xml:space="preserve"> repo alongside your other files </w:t>
       </w:r>
     </w:p>
     <w:p>
@@ -814,7 +851,15 @@
         </w:numPr>
       </w:pPr>
       <w:r>
-        <w:t>Once the project is open in VSCode and you’ve installed the requirements, just open up the company_viewer.py file and hit run</w:t>
+        <w:t xml:space="preserve">Once the project is open in </w:t>
+      </w:r>
+      <w:proofErr w:type="spellStart"/>
+      <w:r>
+        <w:t>VSCode</w:t>
+      </w:r>
+      <w:proofErr w:type="spellEnd"/>
+      <w:r>
+        <w:t xml:space="preserve"> and you’ve installed the requirements, just open up the company_viewer.py file and hit run</w:t>
       </w:r>
     </w:p>
     <w:p>
